--- a/3 am/cours 2/fiche.docx
+++ b/3 am/cours 2/fiche.docx
@@ -397,7 +397,7 @@
       <w:r>
         <w:rPr>
           <w:noProof/>
-          <w:lang w:eastAsia="fr-FR"/>
+          <w:lang w:val="en-US"/>
         </w:rPr>
         <mc:AlternateContent>
           <mc:Choice Requires="wps">
@@ -1779,7 +1779,7 @@
               <w:bidi/>
               <w:jc w:val="center"/>
               <w:rPr>
-                <w:rFonts w:asciiTheme="majorBidi" w:hAnsiTheme="majorBidi" w:cstheme="majorBidi" w:hint="cs"/>
+                <w:rFonts w:asciiTheme="majorBidi" w:hAnsiTheme="majorBidi" w:cstheme="majorBidi"/>
                 <w:sz w:val="28"/>
                 <w:szCs w:val="28"/>
                 <w:rtl/>
@@ -1799,7 +1799,7 @@
               <w:bidi/>
               <w:jc w:val="center"/>
               <w:rPr>
-                <w:rFonts w:asciiTheme="majorBidi" w:hAnsiTheme="majorBidi" w:cstheme="majorBidi" w:hint="cs"/>
+                <w:rFonts w:asciiTheme="majorBidi" w:hAnsiTheme="majorBidi" w:cstheme="majorBidi"/>
                 <w:sz w:val="28"/>
                 <w:szCs w:val="28"/>
                 <w:rtl/>
@@ -2068,7 +2068,7 @@
         <w:tc>
           <w:tcPr>
             <w:tcW w:w="6116" w:type="dxa"/>
-            <w:shd w:val="clear" w:color="auto" w:fill="FFF2CC" w:themeFill="accent4" w:themeFillTint="33"/>
+            <w:shd w:val="clear" w:color="auto" w:fill="DEEAF6" w:themeFill="accent1" w:themeFillTint="33"/>
             <w:vAlign w:val="center"/>
           </w:tcPr>
           <w:p>
@@ -2671,7 +2671,7 @@
         <w:tc>
           <w:tcPr>
             <w:tcW w:w="6116" w:type="dxa"/>
-            <w:shd w:val="clear" w:color="auto" w:fill="FFF2CC" w:themeFill="accent4" w:themeFillTint="33"/>
+            <w:shd w:val="clear" w:color="auto" w:fill="DEEAF6" w:themeFill="accent1" w:themeFillTint="33"/>
           </w:tcPr>
           <w:p>
             <w:pPr>
@@ -3012,8 +3012,6 @@
               </w:rPr>
               <w:t xml:space="preserve"> المصنف</w:t>
             </w:r>
-            <w:bookmarkStart w:id="0" w:name="_GoBack"/>
-            <w:bookmarkEnd w:id="0"/>
           </w:p>
         </w:tc>
         <w:tc>
@@ -3323,7 +3321,7 @@
       <w:r>
         <w:rPr>
           <w:noProof/>
-          <w:lang w:eastAsia="fr-FR"/>
+          <w:lang w:val="en-US"/>
         </w:rPr>
         <w:lastRenderedPageBreak/>
         <mc:AlternateContent>
@@ -4348,7 +4346,7 @@
               <w:bidi/>
               <w:jc w:val="center"/>
               <w:rPr>
-                <w:rFonts w:asciiTheme="majorBidi" w:hAnsiTheme="majorBidi" w:cstheme="majorBidi" w:hint="cs"/>
+                <w:rFonts w:asciiTheme="majorBidi" w:hAnsiTheme="majorBidi" w:cstheme="majorBidi"/>
                 <w:b/>
                 <w:bCs/>
                 <w:color w:val="FF0000"/>
@@ -4483,7 +4481,7 @@
               <w:bidi/>
               <w:jc w:val="center"/>
               <w:rPr>
-                <w:rFonts w:asciiTheme="majorBidi" w:hAnsiTheme="majorBidi" w:cstheme="majorBidi" w:hint="cs"/>
+                <w:rFonts w:asciiTheme="majorBidi" w:hAnsiTheme="majorBidi" w:cstheme="majorBidi"/>
                 <w:sz w:val="28"/>
                 <w:szCs w:val="28"/>
                 <w:rtl/>
@@ -5442,7 +5440,7 @@
       <w:r>
         <w:rPr>
           <w:noProof/>
-          <w:lang w:eastAsia="fr-FR"/>
+          <w:lang w:val="en-US"/>
         </w:rPr>
         <w:lastRenderedPageBreak/>
         <mc:AlternateContent>
@@ -6536,7 +6534,7 @@
             <w:r>
               <w:rPr>
                 <w:noProof/>
-                <w:lang w:eastAsia="fr-FR"/>
+                <w:lang w:val="en-US"/>
               </w:rPr>
               <mc:AlternateContent>
                 <mc:Choice Requires="wps">
@@ -6930,7 +6928,7 @@
             <w:r>
               <w:rPr>
                 <w:noProof/>
-                <w:lang w:eastAsia="fr-FR"/>
+                <w:lang w:val="en-US"/>
               </w:rPr>
               <mc:AlternateContent>
                 <mc:Choice Requires="wps">
@@ -7081,7 +7079,7 @@
               <w:rPr>
                 <w:noProof/>
                 <w:color w:val="0070C0"/>
-                <w:lang w:eastAsia="fr-FR"/>
+                <w:lang w:val="en-US"/>
               </w:rPr>
               <mc:AlternateContent>
                 <mc:Choice Requires="wps">
@@ -7540,7 +7538,7 @@
               <w:rPr>
                 <w:noProof/>
                 <w:color w:val="00B050"/>
-                <w:lang w:eastAsia="fr-FR"/>
+                <w:lang w:val="en-US"/>
               </w:rPr>
               <mc:AlternateContent>
                 <mc:Choice Requires="wps">
@@ -7796,7 +7794,7 @@
             <w:r>
               <w:rPr>
                 <w:noProof/>
-                <w:lang w:eastAsia="fr-FR"/>
+                <w:lang w:val="en-US"/>
               </w:rPr>
               <mc:AlternateContent>
                 <mc:Choice Requires="wps">
@@ -8091,7 +8089,7 @@
               <w:rPr>
                 <w:noProof/>
                 <w:color w:val="00B050"/>
-                <w:lang w:eastAsia="fr-FR"/>
+                <w:lang w:val="en-US"/>
               </w:rPr>
               <mc:AlternateContent>
                 <mc:Choice Requires="wps">
@@ -8319,7 +8317,20 @@
                 <w:rtl/>
                 <w:lang w:bidi="ar-DZ"/>
               </w:rPr>
-              <w:t>مصنف :</w:t>
+              <w:t>مصنف</w:t>
+            </w:r>
+            <w:bookmarkStart w:id="0" w:name="_GoBack"/>
+            <w:bookmarkEnd w:id="0"/>
+            <w:r>
+              <w:rPr>
+                <w:rFonts w:hint="cs"/>
+                <w:color w:val="00B050"/>
+                <w:sz w:val="28"/>
+                <w:szCs w:val="28"/>
+                <w:rtl/>
+                <w:lang w:bidi="ar-DZ"/>
+              </w:rPr>
+              <w:t xml:space="preserve"> :</w:t>
             </w:r>
             <w:proofErr w:type="gramEnd"/>
           </w:p>
@@ -8336,7 +8347,7 @@
             <w:r>
               <w:rPr>
                 <w:noProof/>
-                <w:lang w:eastAsia="fr-FR"/>
+                <w:lang w:val="en-US"/>
               </w:rPr>
               <mc:AlternateContent>
                 <mc:Choice Requires="wps">
@@ -8606,7 +8617,7 @@
             <w:r>
               <w:rPr>
                 <w:noProof/>
-                <w:lang w:eastAsia="fr-FR"/>
+                <w:lang w:val="en-US"/>
               </w:rPr>
               <mc:AlternateContent>
                 <mc:Choice Requires="wps">
@@ -8913,7 +8924,7 @@
               <w:rPr>
                 <w:noProof/>
                 <w:color w:val="00B050"/>
-                <w:lang w:eastAsia="fr-FR"/>
+                <w:lang w:val="en-US"/>
               </w:rPr>
               <mc:AlternateContent>
                 <mc:Choice Requires="wps">
@@ -9221,7 +9232,7 @@
             <w:r>
               <w:rPr>
                 <w:noProof/>
-                <w:lang w:eastAsia="fr-FR"/>
+                <w:lang w:val="en-US"/>
               </w:rPr>
               <mc:AlternateContent>
                 <mc:Choice Requires="wps">
@@ -9464,7 +9475,7 @@
               <w:rPr>
                 <w:noProof/>
                 <w:color w:val="00B050"/>
-                <w:lang w:eastAsia="fr-FR"/>
+                <w:lang w:val="en-US"/>
               </w:rPr>
               <mc:AlternateContent>
                 <mc:Choice Requires="wps">
@@ -9732,7 +9743,7 @@
             <w:r>
               <w:rPr>
                 <w:noProof/>
-                <w:lang w:eastAsia="fr-FR"/>
+                <w:lang w:val="en-US"/>
               </w:rPr>
               <mc:AlternateContent>
                 <mc:Choice Requires="wps">
@@ -10107,7 +10118,7 @@
         <w:r>
           <w:rPr>
             <w:noProof/>
-            <w:lang w:eastAsia="fr-FR"/>
+            <w:lang w:val="en-US"/>
           </w:rPr>
           <mc:AlternateContent>
             <mc:Choice Requires="wpg">
@@ -10244,7 +10255,7 @@
                                   <w:rPr>
                                     <w:noProof/>
                                   </w:rPr>
-                                  <w:t>3</w:t>
+                                  <w:t>1</w:t>
                                 </w:r>
                                 <w:r>
                                   <w:fldChar w:fldCharType="end"/>
@@ -10294,7 +10305,7 @@
                             <w:rPr>
                               <w:noProof/>
                             </w:rPr>
-                            <w:t>3</w:t>
+                            <w:t>1</w:t>
                           </w:r>
                           <w:r>
                             <w:fldChar w:fldCharType="end"/>
@@ -11767,7 +11778,7 @@
 </file>
 
 <file path=customXml/itemProps1.xml><?xml version="1.0" encoding="utf-8"?>
-<ds:datastoreItem xmlns:ds="http://schemas.openxmlformats.org/officeDocument/2006/customXml" ds:itemID="{0967952D-E64D-47F3-B236-C3F9FD8F392E}">
+<ds:datastoreItem xmlns:ds="http://schemas.openxmlformats.org/officeDocument/2006/customXml" ds:itemID="{1D23785D-0CF6-4A2B-9E00-CE6FD01F8101}">
   <ds:schemaRefs>
     <ds:schemaRef ds:uri="http://schemas.openxmlformats.org/officeDocument/2006/bibliography"/>
   </ds:schemaRefs>
